--- a/KURIKULUM2026_REVISI/017_AUDIT_FORENSIK_ZERO_REDUNDANCY_DAN_ZERO_GAP.docx
+++ b/KURIKULUM2026_REVISI/017_AUDIT_FORENSIK_ZERO_REDUNDANCY_DAN_ZERO_GAP.docx
@@ -4188,7 +4188,7 @@
           <w:color w:val="A02828"/>
           <w:sz w:val="20"/>
         </w:rPr>
-        <w:t>19 BoK IS2020 &amp; 14 BoK IT2017</w:t>
+        <w:t>21 BoK IS2020 &amp; 15 BoK IT2017</w:t>
       </w:r>
       <w:r>
         <w:rPr>

--- a/KURIKULUM2026_REVISI/017_AUDIT_FORENSIK_ZERO_REDUNDANCY_DAN_ZERO_GAP.docx
+++ b/KURIKULUM2026_REVISI/017_AUDIT_FORENSIK_ZERO_REDUNDANCY_DAN_ZERO_GAP.docx
@@ -607,7 +607,7 @@
                 <w:color w:val="262626"/>
                 <w:sz w:val="19"/>
               </w:rPr>
-              <w:t>`STI-401 Machine Learning`</w:t>
+              <w:t>`STI-413 Machine Learning`</w:t>
             </w:r>
             <w:r>
               <w:rPr>
@@ -624,7 +624,7 @@
                 <w:color w:val="262626"/>
                 <w:sz w:val="19"/>
               </w:rPr>
-              <w:t>`STI-501 Deep Learning`</w:t>
+              <w:t>`STI-626 Deep Learning`</w:t>
             </w:r>
             <w:r>
               <w:rPr>
@@ -632,7 +632,7 @@
                 <w:color w:val="262626"/>
                 <w:sz w:val="19"/>
               </w:rPr>
-              <w:t xml:space="preserve"> (Sem 5)</w:t>
+              <w:t xml:space="preserve"> (Sem 6)</w:t>
             </w:r>
           </w:p>
         </w:tc>
@@ -687,7 +687,7 @@
                 <w:color w:val="262626"/>
                 <w:sz w:val="19"/>
               </w:rPr>
-              <w:t>`STI-401`</w:t>
+              <w:t>`STI-413`</w:t>
             </w:r>
             <w:r>
               <w:rPr>
@@ -721,7 +721,7 @@
                 <w:color w:val="262626"/>
                 <w:sz w:val="19"/>
               </w:rPr>
-              <w:t>`STI-501`</w:t>
+              <w:t>`STI-626`</w:t>
             </w:r>
             <w:r>
               <w:rPr>
@@ -781,7 +781,7 @@
                 <w:color w:val="262626"/>
                 <w:sz w:val="19"/>
               </w:rPr>
-              <w:t xml:space="preserve"> Bagian 24 &amp; 32</w:t>
+              <w:t xml:space="preserve"> Bagian 24 &amp; 40</w:t>
             </w:r>
           </w:p>
         </w:tc>
@@ -814,7 +814,7 @@
                 <w:color w:val="262626"/>
                 <w:sz w:val="19"/>
               </w:rPr>
-              <w:t>`STI-402 Data Warehouse &amp; BI`</w:t>
+              <w:t>`STI-415 Data Warehouse &amp; BI`</w:t>
             </w:r>
             <w:r>
               <w:rPr>
@@ -831,7 +831,7 @@
                 <w:color w:val="262626"/>
                 <w:sz w:val="19"/>
               </w:rPr>
-              <w:t>`STI-503 Data Mining &amp; Visualisasi`</w:t>
+              <w:t>`STI-520 Data Mining &amp; Visualisasi`</w:t>
             </w:r>
             <w:r>
               <w:rPr>
@@ -911,7 +911,7 @@
                 <w:color w:val="262626"/>
                 <w:sz w:val="19"/>
               </w:rPr>
-              <w:t>`STI-402`</w:t>
+              <w:t>`STI-415`</w:t>
             </w:r>
             <w:r>
               <w:rPr>
@@ -945,7 +945,7 @@
                 <w:color w:val="262626"/>
                 <w:sz w:val="19"/>
               </w:rPr>
-              <w:t>`STI-503`</w:t>
+              <w:t>`STI-520`</w:t>
             </w:r>
             <w:r>
               <w:rPr>
@@ -1038,7 +1038,7 @@
                 <w:color w:val="262626"/>
                 <w:sz w:val="19"/>
               </w:rPr>
-              <w:t>`STI-306 Web Front End`</w:t>
+              <w:t>`STI-311 Web Front End`</w:t>
             </w:r>
             <w:r>
               <w:rPr>
@@ -1055,7 +1055,7 @@
                 <w:color w:val="262626"/>
                 <w:sz w:val="19"/>
               </w:rPr>
-              <w:t>`STI-407 Web Back End`</w:t>
+              <w:t>`STI-416 Web Back End`</w:t>
             </w:r>
             <w:r>
               <w:rPr>
@@ -1072,7 +1072,7 @@
                 <w:color w:val="262626"/>
                 <w:sz w:val="19"/>
               </w:rPr>
-              <w:t>`STI-604 Digital Platform Eng.`</w:t>
+              <w:t>`STI-627 Digital Platform Eng.`</w:t>
             </w:r>
             <w:r>
               <w:rPr>
@@ -1152,7 +1152,7 @@
                 <w:color w:val="262626"/>
                 <w:sz w:val="19"/>
               </w:rPr>
-              <w:t>`STI-306`</w:t>
+              <w:t>`STI-311`</w:t>
             </w:r>
             <w:r>
               <w:rPr>
@@ -1169,7 +1169,7 @@
                 <w:color w:val="262626"/>
                 <w:sz w:val="19"/>
               </w:rPr>
-              <w:t>`STI-407`</w:t>
+              <w:t>`STI-416`</w:t>
             </w:r>
             <w:r>
               <w:rPr>
@@ -1186,7 +1186,7 @@
                 <w:color w:val="262626"/>
                 <w:sz w:val="19"/>
               </w:rPr>
-              <w:t>`STI-604`</w:t>
+              <w:t>`STI-627`</w:t>
             </w:r>
             <w:r>
               <w:rPr>
@@ -1262,7 +1262,7 @@
                 <w:color w:val="262626"/>
                 <w:sz w:val="19"/>
               </w:rPr>
-              <w:t>`STI-405 Dasar Keamanan`</w:t>
+              <w:t>`STI-418 Dasar Keamanan`</w:t>
             </w:r>
             <w:r>
               <w:rPr>
@@ -1279,7 +1279,7 @@
                 <w:color w:val="262626"/>
                 <w:sz w:val="19"/>
               </w:rPr>
-              <w:t>`STI-603 Keamanan Lanjut`</w:t>
+              <w:t>`STI-519 Keamanan Lanjut`</w:t>
             </w:r>
             <w:r>
               <w:rPr>
@@ -1287,7 +1287,7 @@
                 <w:color w:val="262626"/>
                 <w:sz w:val="19"/>
               </w:rPr>
-              <w:t xml:space="preserve"> (Sem 6)&lt;br&gt;vs&lt;br&gt;</w:t>
+              <w:t xml:space="preserve"> (Sem 5)&lt;br&gt;vs&lt;br&gt;</w:t>
             </w:r>
             <w:r>
               <w:rPr>
@@ -1296,7 +1296,7 @@
                 <w:color w:val="262626"/>
                 <w:sz w:val="19"/>
               </w:rPr>
-              <w:t>`STB-01 Keamanan Jaringan`</w:t>
+              <w:t>`STB-501 Keamanan Jaringan`</w:t>
             </w:r>
             <w:r>
               <w:rPr>
@@ -1359,7 +1359,7 @@
                 <w:color w:val="262626"/>
                 <w:sz w:val="19"/>
               </w:rPr>
-              <w:t>`STI-405`</w:t>
+              <w:t>`STI-418`</w:t>
             </w:r>
             <w:r>
               <w:rPr>
@@ -1376,7 +1376,7 @@
                 <w:color w:val="262626"/>
                 <w:sz w:val="19"/>
               </w:rPr>
-              <w:t>`STB-01`</w:t>
+              <w:t>`STB-501`</w:t>
             </w:r>
             <w:r>
               <w:rPr>
@@ -1393,7 +1393,7 @@
                 <w:color w:val="262626"/>
                 <w:sz w:val="19"/>
               </w:rPr>
-              <w:t>`STI-603` / `STB-03`</w:t>
+              <w:t>`STI-519` / `STB-602`</w:t>
             </w:r>
             <w:r>
               <w:rPr>
@@ -1436,7 +1436,7 @@
                 <w:color w:val="262626"/>
                 <w:sz w:val="19"/>
               </w:rPr>
-              <w:t xml:space="preserve"> Bagian 28, 41 &amp; </w:t>
+              <w:t xml:space="preserve"> Bagian 28, 32 &amp; </w:t>
             </w:r>
             <w:r>
               <w:rPr>
@@ -1452,7 +1452,7 @@
                 <w:color w:val="262626"/>
                 <w:sz w:val="19"/>
               </w:rPr>
-              <w:t xml:space="preserve"> STB-01/03</w:t>
+              <w:t xml:space="preserve"> STB-501/03</w:t>
             </w:r>
           </w:p>
         </w:tc>
@@ -1502,7 +1502,7 @@
                 <w:color w:val="262626"/>
                 <w:sz w:val="19"/>
               </w:rPr>
-              <w:t>`STI-201 Matdis &amp; Logika`</w:t>
+              <w:t>`STI-204 Matdis &amp; Logika`</w:t>
             </w:r>
             <w:r>
               <w:rPr>
@@ -1590,7 +1590,7 @@
                 <w:color w:val="262626"/>
                 <w:sz w:val="19"/>
               </w:rPr>
-              <w:t>`STI-201 Matematika Diskrit dan Logika (3 SKS)`</w:t>
+              <w:t>`STI-204 Matematika Diskrit dan Logika (3 SKS)`</w:t>
             </w:r>
             <w:r>
               <w:rPr>
@@ -1752,9 +1752,9 @@
               <w:br/>
               <w:t xml:space="preserve">        S103["STI-103 Arsitektur &amp; Org. STI (3 SKS)"]</w:t>
               <w:br/>
-              <w:t xml:space="preserve">        S201["STI-201 Matdis &amp; Logika (3 SKS)"]</w:t>
+              <w:t xml:space="preserve">        S201["STI-204 Matdis &amp; Logika (3 SKS)"]</w:t>
               <w:br/>
-              <w:t xml:space="preserve">        S202["STI-202 Aljabar Linear (3 SKS)"]</w:t>
+              <w:t xml:space="preserve">        S202["STI-205 Aljabar Linear (3 SKS)"]</w:t>
               <w:br/>
               <w:t xml:space="preserve">        F203["FST-203 Struktur Data (3 SKS)"]</w:t>
               <w:br/>
@@ -1767,36 +1767,36 @@
               <w:br/>
               <w:t xml:space="preserve">    subgraph S3_S4 ["SEMESTER 3 &amp; 4: PENGUATAN SISTEM &amp; AI"]</w:t>
               <w:br/>
-              <w:t xml:space="preserve">        S301["STI-301 APSI (3 SKS)"]</w:t>
+              <w:t xml:space="preserve">        S301["STI-306 APSI (3 SKS)"]</w:t>
               <w:br/>
-              <w:t xml:space="preserve">        S302["STI-302 Sistem Cerdas (2 SKS)"]</w:t>
+              <w:t xml:space="preserve">        S302["STI-307 Sistem Cerdas (2 SKS)"]</w:t>
               <w:br/>
-              <w:t xml:space="preserve">        S304["STI-304 Rekayasa Perangkat Lunak (3 SKS)"]</w:t>
+              <w:t xml:space="preserve">        S304["STI-309 Rekayasa Perangkat Lunak (3 SKS)"]</w:t>
               <w:br/>
-              <w:t xml:space="preserve">        S305["STI-305 Sistem Operasi (3 SKS)"]</w:t>
+              <w:t xml:space="preserve">        S305["STI-310 Sistem Operasi (3 SKS)"]</w:t>
               <w:br/>
-              <w:t xml:space="preserve">        S307["STI-307 Jaringan Komputer (3 SKS)"]</w:t>
+              <w:t xml:space="preserve">        S307["STI-312 Jaringan Komputer (3 SKS)"]</w:t>
               <w:br/>
-              <w:t xml:space="preserve">        S401["STI-401 Machine Learning (3 SKS)"]</w:t>
+              <w:t xml:space="preserve">        S401["STI-413 Machine Learning (3 SKS)"]</w:t>
               <w:br/>
-              <w:t xml:space="preserve">        S404["STI-404 Komputasi Awan (3 SKS)"]</w:t>
+              <w:t xml:space="preserve">        S404["STI-417 Komputasi Awan (3 SKS)"]</w:t>
               <w:br/>
-              <w:t xml:space="preserve">        S405["STI-405 Dasar Keamanan Info (2 SKS)"]</w:t>
+              <w:t xml:space="preserve">        S405["STI-418 Dasar Keamanan Info (2 SKS)"]</w:t>
               <w:br/>
               <w:t xml:space="preserve">    end</w:t>
               <w:br/>
               <w:br/>
               <w:t xml:space="preserve">    subgraph S5_S6 ["SEMESTER 5 &amp; 6: SINTESIS &amp; INTEGRASI"]</w:t>
               <w:br/>
-              <w:t xml:space="preserve">        S501["STI-501 Deep Learning (3 SKS)"]</w:t>
+              <w:t xml:space="preserve">        S501["STI-626 Deep Learning (3 SKS)"]</w:t>
               <w:br/>
-              <w:t xml:space="preserve">        S504["STI-504 Internet of Things (3 SKS)"]</w:t>
+              <w:t xml:space="preserve">        S504["STI-521 Internet of Things (3 SKS)"]</w:t>
               <w:br/>
-              <w:t xml:space="preserve">        S506["STI-506 Manajemen Proyek TI (3 SKS)"]</w:t>
+              <w:t xml:space="preserve">        S506["STI-523 Manajemen Proyek TI (3 SKS)"]</w:t>
               <w:br/>
-              <w:t xml:space="preserve">        S601["STI-601 Integrasi Layanan AI (3 SKS)"]</w:t>
+              <w:t xml:space="preserve">        S601["STI-624 Integrasi Layanan AI (3 SKS)"]</w:t>
               <w:br/>
-              <w:t xml:space="preserve">        S604["STI-604 Digital Platform Eng. (3 SKS)"]</w:t>
+              <w:t xml:space="preserve">        S604["STI-627 Digital Platform Eng. (3 SKS)"]</w:t>
               <w:br/>
               <w:t xml:space="preserve">    end</w:t>
               <w:br/>
@@ -1805,7 +1805,7 @@
               <w:br/>
               <w:t xml:space="preserve">        F610["FST-610 Capstone Project FSTI (3 SKS)"]</w:t>
               <w:br/>
-              <w:t xml:space="preserve">        S701["STI-701 Startup Digital (3 SKS)"]</w:t>
+              <w:t xml:space="preserve">        S701["STI-728 Startup Digital (3 SKS)"]</w:t>
               <w:br/>
               <w:t xml:space="preserve">        F714["FST-714 Skripsi / Opsi Non-Skripsi (6 SKS)"]</w:t>
               <w:br/>
@@ -2145,7 +2145,7 @@
                 <w:color w:val="A02828"/>
                 <w:sz w:val="18"/>
               </w:rPr>
-              <w:t>STI-301 APSI</w:t>
+              <w:t>STI-306 APSI</w:t>
             </w:r>
             <w:r>
               <w:rPr>
@@ -2205,7 +2205,7 @@
                 <w:color w:val="A02828"/>
                 <w:sz w:val="18"/>
               </w:rPr>
-              <w:t>STI-301 APSI</w:t>
+              <w:t>STI-306 APSI</w:t>
             </w:r>
             <w:r>
               <w:rPr>
@@ -2384,7 +2384,7 @@
                 <w:color w:val="A02828"/>
                 <w:sz w:val="18"/>
               </w:rPr>
-              <w:t>STI-303 UI/UX</w:t>
+              <w:t>STI-308 UI/UX</w:t>
             </w:r>
             <w:r>
               <w:rPr>
@@ -2444,7 +2444,7 @@
                 <w:color w:val="A02828"/>
                 <w:sz w:val="18"/>
               </w:rPr>
-              <w:t>STI-303 UI/UX</w:t>
+              <w:t>STI-308 UI/UX</w:t>
             </w:r>
             <w:r>
               <w:rPr>
@@ -2607,7 +2607,7 @@
                 <w:color w:val="A02828"/>
                 <w:sz w:val="18"/>
               </w:rPr>
-              <w:t>STI-307 Jarkom</w:t>
+              <w:t>STI-312 Jarkom</w:t>
             </w:r>
             <w:r>
               <w:rPr>
@@ -2667,7 +2667,7 @@
                 <w:color w:val="A02828"/>
                 <w:sz w:val="18"/>
               </w:rPr>
-              <w:t>STI-307 Jarkom</w:t>
+              <w:t>STI-312 Jarkom</w:t>
             </w:r>
             <w:r>
               <w:rPr>
@@ -2830,7 +2830,7 @@
                 <w:color w:val="A02828"/>
                 <w:sz w:val="18"/>
               </w:rPr>
-              <w:t>STI-505 Mobile</w:t>
+              <w:t>STI-522 Mobile</w:t>
             </w:r>
             <w:r>
               <w:rPr>
@@ -2890,7 +2890,7 @@
                 <w:color w:val="A02828"/>
                 <w:sz w:val="18"/>
               </w:rPr>
-              <w:t>STI-505 Mobile</w:t>
+              <w:t>STI-522 Mobile</w:t>
             </w:r>
             <w:r>
               <w:rPr>
@@ -2940,7 +2940,7 @@
                 <w:color w:val="A02828"/>
                 <w:sz w:val="18"/>
               </w:rPr>
-              <w:t>STI-306</w:t>
+              <w:t>STI-311</w:t>
             </w:r>
             <w:r>
               <w:rPr>
@@ -3308,7 +3308,7 @@
                 <w:color w:val="A02828"/>
                 <w:sz w:val="18"/>
               </w:rPr>
-              <w:t>STB-04 COBIT</w:t>
+              <w:t>STB-701 COBIT</w:t>
             </w:r>
             <w:r>
               <w:rPr>
@@ -3368,7 +3368,7 @@
                 <w:color w:val="A02828"/>
                 <w:sz w:val="18"/>
               </w:rPr>
-              <w:t>STB-04 COBIT</w:t>
+              <w:t>STB-701 COBIT</w:t>
             </w:r>
             <w:r>
               <w:rPr>
@@ -3531,7 +3531,7 @@
                 <w:color w:val="A02828"/>
                 <w:sz w:val="18"/>
               </w:rPr>
-              <w:t>STI-505 Mobile</w:t>
+              <w:t>STI-522 Mobile</w:t>
             </w:r>
             <w:r>
               <w:rPr>
@@ -3591,7 +3591,7 @@
                 <w:color w:val="A02828"/>
                 <w:sz w:val="18"/>
               </w:rPr>
-              <w:t>STI-505 Mobile</w:t>
+              <w:t>STI-522 Mobile</w:t>
             </w:r>
             <w:r>
               <w:rPr>
@@ -3641,7 +3641,7 @@
                 <w:color w:val="A02828"/>
                 <w:sz w:val="18"/>
               </w:rPr>
-              <w:t>STI-306</w:t>
+              <w:t>STI-311</w:t>
             </w:r>
             <w:r>
               <w:rPr>
@@ -3785,7 +3785,7 @@
               <w:br/>
               <w:t xml:space="preserve">  • Cakupan Audit        : Seluruh 25 File Markdown di KURIKULUM2026_REVISI/</w:t>
               <w:br/>
-              <w:t xml:space="preserve">  • Parameter Uji        : Zero Old Names, STI-103 ArKom, STI-201 Matdis Logika, CPL-IRM</w:t>
+              <w:t xml:space="preserve">  • Parameter Uji        : Zero Old Names, STI-103 ArKom, STI-204 Matdis Logika, CPL-IRM</w:t>
               <w:br/>
               <w:t xml:space="preserve">  • Hasil Eksekusi       : 100% PERFECT ALIGNMENT [STATUS: PASSED]</w:t>
               <w:br/>
